--- a/zhs/docx/001.content.docx
+++ b/zhs/docx/001.content.docx
@@ -218,72 +218,48 @@
         </w:rPr>
         <w:t xml:space="preserve">是亚兰文"父亲"的意思。 </w:t>
       </w:r>
-      <w:hyperlink r:id="rId13">
-        <w:r>
-          <w:rPr>
-            <w:lang w:val="zh_CN" w:bidi="zh_CN"/>
-          </w:rPr>
-          <w:rPr>
-            <w:color w:val="0000EE"/>
-            <w:u w:val="single"/>
-          </w:rPr>
-          <w:t>亚兰文</w:t>
-        </w:r>
-      </w:hyperlink>
+      <w:r>
+        <w:rPr>
+          <w:lang w:val="zh_CN" w:bidi="zh_CN"/>
+        </w:rPr>
+        <w:t>亚兰文</w:t>
+      </w:r>
       <w:r>
         <w:rPr>
           <w:lang w:val="zh_CN" w:bidi="zh_CN"/>
         </w:rPr>
         <w:t>是耶稣时代以色列人所使用的语言。 在被捕并被</w:t>
       </w:r>
-      <w:hyperlink r:id="rId14">
-        <w:r>
-          <w:rPr>
-            <w:lang w:val="zh_CN" w:bidi="zh_CN"/>
-          </w:rPr>
-          <w:rPr>
-            <w:color w:val="0000EE"/>
-            <w:u w:val="single"/>
-          </w:rPr>
-          <w:t>钉十字架</w:t>
-        </w:r>
-      </w:hyperlink>
+      <w:r>
+        <w:rPr>
+          <w:lang w:val="zh_CN" w:bidi="zh_CN"/>
+        </w:rPr>
+        <w:t>钉十字架</w:t>
+      </w:r>
       <w:r>
         <w:rPr>
           <w:lang w:val="zh_CN" w:bidi="zh_CN"/>
         </w:rPr>
         <w:t>之前，耶稣向神</w:t>
       </w:r>
-      <w:hyperlink r:id="rId15">
-        <w:r>
-          <w:rPr>
-            <w:lang w:val="zh_CN" w:bidi="zh_CN"/>
-          </w:rPr>
-          <w:rPr>
-            <w:color w:val="0000EE"/>
-            <w:u w:val="single"/>
-          </w:rPr>
-          <w:t>祷告</w:t>
-        </w:r>
-      </w:hyperlink>
+      <w:r>
+        <w:rPr>
+          <w:lang w:val="zh_CN" w:bidi="zh_CN"/>
+        </w:rPr>
+        <w:t>祷告</w:t>
+      </w:r>
       <w:r>
         <w:rPr>
           <w:lang w:val="zh_CN" w:bidi="zh_CN"/>
         </w:rPr>
         <w:t>时称神为"阿爸"。 保罗后来在他的信中写道，</w:t>
       </w:r>
-      <w:hyperlink r:id="rId16">
-        <w:r>
-          <w:rPr>
-            <w:lang w:val="zh_CN" w:bidi="zh_CN"/>
-          </w:rPr>
-          <w:rPr>
-            <w:color w:val="0000EE"/>
-            <w:u w:val="single"/>
-          </w:rPr>
-          <w:t>圣灵</w:t>
-        </w:r>
-      </w:hyperlink>
+      <w:r>
+        <w:rPr>
+          <w:lang w:val="zh_CN" w:bidi="zh_CN"/>
+        </w:rPr>
+        <w:t>圣灵</w:t>
+      </w:r>
       <w:r>
         <w:rPr>
           <w:lang w:val="zh_CN" w:bidi="zh_CN"/>
@@ -343,7 +319,7 @@
           <w:lang w:val="zh_CN" w:bidi="zh_CN"/>
         </w:rPr>
       </w:r>
-      <w:hyperlink r:id="rId17">
+      <w:hyperlink r:id="rId13">
         <w:r>
           <w:rPr>
             <w:lang w:val="zh_CN" w:bidi="zh_CN"/>
@@ -414,25 +390,7 @@
         <w:rPr>
           <w:lang w:val="zh_CN" w:bidi="zh_CN"/>
         </w:rPr>
-        <w:t>是</w:t>
-      </w:r>
-      <w:hyperlink r:id="rId18">
-        <w:r>
-          <w:rPr>
-            <w:lang w:val="zh_CN" w:bidi="zh_CN"/>
-          </w:rPr>
-          <w:rPr>
-            <w:color w:val="0000EE"/>
-            <w:u w:val="single"/>
-          </w:rPr>
-          <w:t>希伯来</w:t>
-        </w:r>
-      </w:hyperlink>
-      <w:r>
-        <w:rPr>
-          <w:lang w:val="zh_CN" w:bidi="zh_CN"/>
-        </w:rPr>
-        <w:t>文。 根据这个字何时被使用，它可以指类似于"我接受这一点"、"但愿这是真的"、"的确"或"真的"之类的意思。</w:t>
+        <w:t>是希伯来文。 根据这个字何时被使用，它可以指类似于"我接受这一点"、"但愿这是真的"、"的确"或"真的"之类的意思。</w:t>
       </w:r>
     </w:p>
     <w:p>
@@ -448,18 +406,12 @@
         </w:rPr>
         <w:t>当有人告诉你将会有好事发生时，你可以回应说："阿们！" 这表示你希望并</w:t>
       </w:r>
-      <w:hyperlink r:id="rId19">
-        <w:r>
-          <w:rPr>
-            <w:lang w:val="zh_CN" w:bidi="zh_CN"/>
-          </w:rPr>
-          <w:rPr>
-            <w:color w:val="0000EE"/>
-            <w:u w:val="single"/>
-          </w:rPr>
-          <w:t>相信</w:t>
-        </w:r>
-      </w:hyperlink>
+      <w:r>
+        <w:rPr>
+          <w:lang w:val="zh_CN" w:bidi="zh_CN"/>
+        </w:rPr>
+        <w:t>相信</w:t>
+      </w:r>
       <w:r>
         <w:rPr>
           <w:lang w:val="zh_CN" w:bidi="zh_CN"/>
@@ -480,18 +432,12 @@
         </w:rPr>
         <w:t>当有人向神</w:t>
       </w:r>
-      <w:hyperlink r:id="rId15">
-        <w:r>
-          <w:rPr>
-            <w:lang w:val="zh_CN" w:bidi="zh_CN"/>
-          </w:rPr>
-          <w:rPr>
-            <w:color w:val="0000EE"/>
-            <w:u w:val="single"/>
-          </w:rPr>
-          <w:t>祷告</w:t>
-        </w:r>
-      </w:hyperlink>
+      <w:r>
+        <w:rPr>
+          <w:lang w:val="zh_CN" w:bidi="zh_CN"/>
+        </w:rPr>
+        <w:t>祷告</w:t>
+      </w:r>
       <w:r>
         <w:rPr>
           <w:lang w:val="zh_CN" w:bidi="zh_CN"/>
@@ -565,7 +511,7 @@
           <w:lang w:val="zh_CN" w:bidi="zh_CN"/>
         </w:rPr>
       </w:r>
-      <w:hyperlink r:id="rId17">
+      <w:hyperlink r:id="rId13">
         <w:r>
           <w:rPr>
             <w:lang w:val="zh_CN" w:bidi="zh_CN"/>

--- a/zhs/docx/001.content.docx
+++ b/zhs/docx/001.content.docx
@@ -293,23 +293,12 @@
         <w:rPr>
           <w:lang w:val="zh_CN" w:bidi="zh_CN"/>
         </w:rPr>
-        <w:t>阿爸</w:t>
-      </w:r>
-      <w:r>
-        <w:rPr>
-          <w:lang w:val="zh_CN" w:bidi="zh_CN"/>
-        </w:rPr>
-      </w:r>
-    </w:p>
-    <w:p>
-      <w:pPr>
-        <w:pStyle w:val="Heading4"/>
-      </w:pPr>
-      <w:r>
-        <w:rPr>
-          <w:lang w:val="zh_CN" w:bidi="zh_CN"/>
-        </w:rPr>
-        <w:t>Audio Content</w:t>
+        <w:t>阿们</w:t>
+      </w:r>
+      <w:r>
+        <w:rPr>
+          <w:lang w:val="zh_CN" w:bidi="zh_CN"/>
+        </w:rPr>
       </w:r>
     </w:p>
     <w:p>
@@ -319,33 +308,18 @@
           <w:lang w:val="zh_CN" w:bidi="zh_CN"/>
         </w:rPr>
       </w:r>
-      <w:hyperlink r:id="rId13">
-        <w:r>
-          <w:rPr>
-            <w:lang w:val="zh_CN" w:bidi="zh_CN"/>
-          </w:rPr>
-          <w:rPr>
-            <w:color w:val="0000EE"/>
-            <w:u w:val="single"/>
-          </w:rPr>
-          <w:t>mp3 file</w:t>
-        </w:r>
-      </w:hyperlink>
-      <w:r>
-        <w:rPr>
-          <w:lang w:val="zh_CN" w:bidi="zh_CN"/>
-        </w:rPr>
-        <w:t xml:space="preserve"> (None KB)</w:t>
-      </w:r>
-      <w:r>
-        <w:rPr>
-          <w:lang w:val="zh_CN" w:bidi="zh_CN"/>
-        </w:rPr>
-      </w:r>
-      <w:r>
-        <w:rPr>
-          <w:lang w:val="zh_CN" w:bidi="zh_CN"/>
-        </w:rPr>
+      <w:r>
+        <w:rPr>
+          <w:b/>
+          <w:lang w:val="zh_CN" w:bidi="zh_CN"/>
+        </w:rPr>
+        <w:t>阿们</w:t>
+      </w:r>
+      <w:r>
+        <w:rPr>
+          <w:lang w:val="zh_CN" w:bidi="zh_CN"/>
+        </w:rPr>
+        <w:t>是希伯来文。 根据这个字何时被使用，它可以指类似于"我接受这一点"、"但愿这是真的"、"的确"或"真的"之类的意思。</w:t>
       </w:r>
     </w:p>
     <w:p>
@@ -355,21 +329,23 @@
           <w:lang w:val="zh_CN" w:bidi="zh_CN"/>
         </w:rPr>
       </w:r>
-    </w:p>
-    <w:p>
-      <w:pPr>
-        <w:pStyle w:val="Heading2"/>
-      </w:pPr>
-      <w:r>
-        <w:rPr>
-          <w:lang w:val="zh_CN" w:bidi="zh_CN"/>
-        </w:rPr>
-        <w:t>阿们</w:t>
-      </w:r>
-      <w:r>
-        <w:rPr>
-          <w:lang w:val="zh_CN" w:bidi="zh_CN"/>
-        </w:rPr>
+      <w:r>
+        <w:rPr>
+          <w:lang w:val="zh_CN" w:bidi="zh_CN"/>
+        </w:rPr>
+        <w:t>当有人告诉你将会有好事发生时，你可以回应说："阿们！" 这表示你希望并</w:t>
+      </w:r>
+      <w:r>
+        <w:rPr>
+          <w:lang w:val="zh_CN" w:bidi="zh_CN"/>
+        </w:rPr>
+        <w:t>相信</w:t>
+      </w:r>
+      <w:r>
+        <w:rPr>
+          <w:lang w:val="zh_CN" w:bidi="zh_CN"/>
+        </w:rPr>
+        <w:t>这将会成真。</w:t>
       </w:r>
     </w:p>
     <w:p>
@@ -381,16 +357,21 @@
       </w:r>
       <w:r>
         <w:rPr>
-          <w:b/>
-          <w:lang w:val="zh_CN" w:bidi="zh_CN"/>
-        </w:rPr>
-        <w:t>阿们</w:t>
-      </w:r>
-      <w:r>
-        <w:rPr>
-          <w:lang w:val="zh_CN" w:bidi="zh_CN"/>
-        </w:rPr>
-        <w:t>是希伯来文。 根据这个字何时被使用，它可以指类似于"我接受这一点"、"但愿这是真的"、"的确"或"真的"之类的意思。</w:t>
+          <w:lang w:val="zh_CN" w:bidi="zh_CN"/>
+        </w:rPr>
+        <w:t>当有人向神</w:t>
+      </w:r>
+      <w:r>
+        <w:rPr>
+          <w:lang w:val="zh_CN" w:bidi="zh_CN"/>
+        </w:rPr>
+        <w:t>祷告</w:t>
+      </w:r>
+      <w:r>
+        <w:rPr>
+          <w:lang w:val="zh_CN" w:bidi="zh_CN"/>
+        </w:rPr>
+        <w:t>时，你可以说"阿们"。 这表示你希望并相信那个祷告会得到神的回应。</w:t>
       </w:r>
     </w:p>
     <w:p>
@@ -404,130 +385,7 @@
         <w:rPr>
           <w:lang w:val="zh_CN" w:bidi="zh_CN"/>
         </w:rPr>
-        <w:t>当有人告诉你将会有好事发生时，你可以回应说："阿们！" 这表示你希望并</w:t>
-      </w:r>
-      <w:r>
-        <w:rPr>
-          <w:lang w:val="zh_CN" w:bidi="zh_CN"/>
-        </w:rPr>
-        <w:t>相信</w:t>
-      </w:r>
-      <w:r>
-        <w:rPr>
-          <w:lang w:val="zh_CN" w:bidi="zh_CN"/>
-        </w:rPr>
-        <w:t>这将会成真。</w:t>
-      </w:r>
-    </w:p>
-    <w:p>
-      <w:pPr/>
-      <w:r>
-        <w:rPr>
-          <w:lang w:val="zh_CN" w:bidi="zh_CN"/>
-        </w:rPr>
-      </w:r>
-      <w:r>
-        <w:rPr>
-          <w:lang w:val="zh_CN" w:bidi="zh_CN"/>
-        </w:rPr>
-        <w:t>当有人向神</w:t>
-      </w:r>
-      <w:r>
-        <w:rPr>
-          <w:lang w:val="zh_CN" w:bidi="zh_CN"/>
-        </w:rPr>
-        <w:t>祷告</w:t>
-      </w:r>
-      <w:r>
-        <w:rPr>
-          <w:lang w:val="zh_CN" w:bidi="zh_CN"/>
-        </w:rPr>
-        <w:t>时，你可以说"阿们"。 这表示你希望并相信那个祷告会得到神的回应。</w:t>
-      </w:r>
-    </w:p>
-    <w:p>
-      <w:pPr/>
-      <w:r>
-        <w:rPr>
-          <w:lang w:val="zh_CN" w:bidi="zh_CN"/>
-        </w:rPr>
-      </w:r>
-      <w:r>
-        <w:rPr>
-          <w:lang w:val="zh_CN" w:bidi="zh_CN"/>
-        </w:rPr>
         <w:t>耶稣用不同的方式使用阿们这个词。 耶稣经常在教导的开始说"阿们"，甚至"阿们，阿们"。 当耶稣说"阿们"时，祂的意思是："仔细聆听我接下来要说的话，因为这是真实且非常重要的事。"</w:t>
-      </w:r>
-      <w:r>
-        <w:rPr>
-          <w:lang w:val="zh_CN" w:bidi="zh_CN"/>
-        </w:rPr>
-      </w:r>
-      <w:r>
-        <w:rPr>
-          <w:lang w:val="zh_CN" w:bidi="zh_CN"/>
-        </w:rPr>
-      </w:r>
-    </w:p>
-    <w:p>
-      <w:pPr/>
-      <w:r>
-        <w:rPr>
-          <w:lang w:val="zh_CN" w:bidi="zh_CN"/>
-        </w:rPr>
-      </w:r>
-    </w:p>
-    <w:p>
-      <w:pPr>
-        <w:pStyle w:val="Heading2"/>
-      </w:pPr>
-      <w:r>
-        <w:rPr>
-          <w:lang w:val="zh_CN" w:bidi="zh_CN"/>
-        </w:rPr>
-        <w:t>阿们</w:t>
-      </w:r>
-      <w:r>
-        <w:rPr>
-          <w:lang w:val="zh_CN" w:bidi="zh_CN"/>
-        </w:rPr>
-      </w:r>
-    </w:p>
-    <w:p>
-      <w:pPr>
-        <w:pStyle w:val="Heading4"/>
-      </w:pPr>
-      <w:r>
-        <w:rPr>
-          <w:lang w:val="zh_CN" w:bidi="zh_CN"/>
-        </w:rPr>
-        <w:t>Audio Content</w:t>
-      </w:r>
-    </w:p>
-    <w:p>
-      <w:pPr/>
-      <w:r>
-        <w:rPr>
-          <w:lang w:val="zh_CN" w:bidi="zh_CN"/>
-        </w:rPr>
-      </w:r>
-      <w:hyperlink r:id="rId13">
-        <w:r>
-          <w:rPr>
-            <w:lang w:val="zh_CN" w:bidi="zh_CN"/>
-          </w:rPr>
-          <w:rPr>
-            <w:color w:val="0000EE"/>
-            <w:u w:val="single"/>
-          </w:rPr>
-          <w:t>mp3 file</w:t>
-        </w:r>
-      </w:hyperlink>
-      <w:r>
-        <w:rPr>
-          <w:lang w:val="zh_CN" w:bidi="zh_CN"/>
-        </w:rPr>
-        <w:t xml:space="preserve"> (None KB)</w:t>
       </w:r>
       <w:r>
         <w:rPr>

--- a/zhs/docx/001.content.docx
+++ b/zhs/docx/001.content.docx
@@ -218,48 +218,72 @@
         </w:rPr>
         <w:t xml:space="preserve">是亚兰文"父亲"的意思。 </w:t>
       </w:r>
-      <w:r>
-        <w:rPr>
-          <w:lang w:val="zh_CN" w:bidi="zh_CN"/>
-        </w:rPr>
-        <w:t>亚兰文</w:t>
-      </w:r>
+      <w:hyperlink r:id="rId13">
+        <w:r>
+          <w:rPr>
+            <w:lang w:val="zh_CN" w:bidi="zh_CN"/>
+          </w:rPr>
+          <w:rPr>
+            <w:color w:val="0000EE"/>
+            <w:u w:val="single"/>
+          </w:rPr>
+          <w:t>亚兰文</w:t>
+        </w:r>
+      </w:hyperlink>
       <w:r>
         <w:rPr>
           <w:lang w:val="zh_CN" w:bidi="zh_CN"/>
         </w:rPr>
         <w:t>是耶稣时代以色列人所使用的语言。 在被捕并被</w:t>
       </w:r>
-      <w:r>
-        <w:rPr>
-          <w:lang w:val="zh_CN" w:bidi="zh_CN"/>
-        </w:rPr>
-        <w:t>钉十字架</w:t>
-      </w:r>
+      <w:hyperlink r:id="rId14">
+        <w:r>
+          <w:rPr>
+            <w:lang w:val="zh_CN" w:bidi="zh_CN"/>
+          </w:rPr>
+          <w:rPr>
+            <w:color w:val="0000EE"/>
+            <w:u w:val="single"/>
+          </w:rPr>
+          <w:t>钉十字架</w:t>
+        </w:r>
+      </w:hyperlink>
       <w:r>
         <w:rPr>
           <w:lang w:val="zh_CN" w:bidi="zh_CN"/>
         </w:rPr>
         <w:t>之前，耶稣向神</w:t>
       </w:r>
-      <w:r>
-        <w:rPr>
-          <w:lang w:val="zh_CN" w:bidi="zh_CN"/>
-        </w:rPr>
-        <w:t>祷告</w:t>
-      </w:r>
+      <w:hyperlink r:id="rId15">
+        <w:r>
+          <w:rPr>
+            <w:lang w:val="zh_CN" w:bidi="zh_CN"/>
+          </w:rPr>
+          <w:rPr>
+            <w:color w:val="0000EE"/>
+            <w:u w:val="single"/>
+          </w:rPr>
+          <w:t>祷告</w:t>
+        </w:r>
+      </w:hyperlink>
       <w:r>
         <w:rPr>
           <w:lang w:val="zh_CN" w:bidi="zh_CN"/>
         </w:rPr>
         <w:t>时称神为"阿爸"。 保罗后来在他的信中写道，</w:t>
       </w:r>
-      <w:r>
-        <w:rPr>
-          <w:lang w:val="zh_CN" w:bidi="zh_CN"/>
-        </w:rPr>
-        <w:t>圣灵</w:t>
-      </w:r>
+      <w:hyperlink r:id="rId16">
+        <w:r>
+          <w:rPr>
+            <w:lang w:val="zh_CN" w:bidi="zh_CN"/>
+          </w:rPr>
+          <w:rPr>
+            <w:color w:val="0000EE"/>
+            <w:u w:val="single"/>
+          </w:rPr>
+          <w:t>圣灵</w:t>
+        </w:r>
+      </w:hyperlink>
       <w:r>
         <w:rPr>
           <w:lang w:val="zh_CN" w:bidi="zh_CN"/>
@@ -319,7 +343,25 @@
         <w:rPr>
           <w:lang w:val="zh_CN" w:bidi="zh_CN"/>
         </w:rPr>
-        <w:t>是希伯来文。 根据这个字何时被使用，它可以指类似于"我接受这一点"、"但愿这是真的"、"的确"或"真的"之类的意思。</w:t>
+        <w:t>是</w:t>
+      </w:r>
+      <w:hyperlink r:id="rId17">
+        <w:r>
+          <w:rPr>
+            <w:lang w:val="zh_CN" w:bidi="zh_CN"/>
+          </w:rPr>
+          <w:rPr>
+            <w:color w:val="0000EE"/>
+            <w:u w:val="single"/>
+          </w:rPr>
+          <w:t>希伯来</w:t>
+        </w:r>
+      </w:hyperlink>
+      <w:r>
+        <w:rPr>
+          <w:lang w:val="zh_CN" w:bidi="zh_CN"/>
+        </w:rPr>
+        <w:t>文。 根据这个字何时被使用，它可以指类似于"我接受这一点"、"但愿这是真的"、"的确"或"真的"之类的意思。</w:t>
       </w:r>
     </w:p>
     <w:p>
@@ -335,12 +377,18 @@
         </w:rPr>
         <w:t>当有人告诉你将会有好事发生时，你可以回应说："阿们！" 这表示你希望并</w:t>
       </w:r>
-      <w:r>
-        <w:rPr>
-          <w:lang w:val="zh_CN" w:bidi="zh_CN"/>
-        </w:rPr>
-        <w:t>相信</w:t>
-      </w:r>
+      <w:hyperlink r:id="rId18">
+        <w:r>
+          <w:rPr>
+            <w:lang w:val="zh_CN" w:bidi="zh_CN"/>
+          </w:rPr>
+          <w:rPr>
+            <w:color w:val="0000EE"/>
+            <w:u w:val="single"/>
+          </w:rPr>
+          <w:t>相信</w:t>
+        </w:r>
+      </w:hyperlink>
       <w:r>
         <w:rPr>
           <w:lang w:val="zh_CN" w:bidi="zh_CN"/>
@@ -361,12 +409,18 @@
         </w:rPr>
         <w:t>当有人向神</w:t>
       </w:r>
-      <w:r>
-        <w:rPr>
-          <w:lang w:val="zh_CN" w:bidi="zh_CN"/>
-        </w:rPr>
-        <w:t>祷告</w:t>
-      </w:r>
+      <w:hyperlink r:id="rId15">
+        <w:r>
+          <w:rPr>
+            <w:lang w:val="zh_CN" w:bidi="zh_CN"/>
+          </w:rPr>
+          <w:rPr>
+            <w:color w:val="0000EE"/>
+            <w:u w:val="single"/>
+          </w:rPr>
+          <w:t>祷告</w:t>
+        </w:r>
+      </w:hyperlink>
       <w:r>
         <w:rPr>
           <w:lang w:val="zh_CN" w:bidi="zh_CN"/>
